--- a/Knowledge/3-Work knowledge/1-Software Engineering/2-Testing/5-My Source/1-ISTQB Foundation Level/9-Tool Support for Testing/1-Testing Tools Categories/7-Static Analysis Tools.docx
+++ b/Knowledge/3-Work knowledge/1-Software Engineering/2-Testing/5-My Source/1-ISTQB Foundation Level/9-Tool Support for Testing/1-Testing Tools Categories/7-Static Analysis Tools.docx
@@ -39,51 +39,77 @@
       </w:pPr>
       <w:r>
         <w:rPr>
-          <w:b/>
-          <w:shd w:val="clear" w:color="auto" w:fill="B7B7B7"/>
-        </w:rPr>
-        <w:t># Source</w:t>
-      </w:r>
-      <w:r>
-        <w:rPr>
-          <w:shd w:val="clear" w:color="auto" w:fill="B7B7B7"/>
-        </w:rPr>
-        <w:t xml:space="preserve">: </w:t>
-      </w:r>
-      <w:r>
-        <w:rPr>
-          <w:b/>
-          <w:shd w:val="clear" w:color="auto" w:fill="B7B7B7"/>
-        </w:rPr>
-        <w:t xml:space="preserve">Chatgpt </w:t>
-      </w:r>
-      <w:r>
-        <w:rPr>
-          <w:b/>
-          <w:sz w:val="14"/>
-          <w:szCs w:val="14"/>
-          <w:shd w:val="clear" w:color="auto" w:fill="B7B7B7"/>
-        </w:rPr>
-        <w:t>(GPT</w:t>
-      </w:r>
-      <w:r>
-        <w:rPr>
-          <w:rFonts w:ascii="Cambria Math" w:hAnsi="Cambria Math" w:cs="Cambria Math"/>
-          <w:b/>
-          <w:sz w:val="14"/>
-          <w:szCs w:val="14"/>
-          <w:shd w:val="clear" w:color="auto" w:fill="B7B7B7"/>
+          <w:rFonts w:ascii="Arial" w:eastAsia="Arial" w:hAnsi="Arial" w:cs="Arial"/>
+          <w:b/>
+          <w:color w:val="000000"/>
+          <w:sz w:val="18"/>
+          <w:highlight w:val="lightGray"/>
+        </w:rPr>
+        <w:t># Source: AI Source: Provided by: [Data Path</w:t>
+      </w:r>
+      <w:r>
+        <w:rPr>
+          <w:rFonts w:ascii="Arial" w:eastAsia="Arial" w:hAnsi="Arial" w:cs="Arial"/>
+          <w:color w:val="000000"/>
+          <w:sz w:val="18"/>
+          <w:highlight w:val="lightGray"/>
+        </w:rPr>
+        <w:t xml:space="preserve">: Persons Table -&gt; ID Column: 1, Name_En Column: Motasem Essam] -&gt; </w:t>
+      </w:r>
+      <w:r>
+        <w:rPr>
+          <w:rFonts w:ascii="Arial" w:eastAsia="Arial" w:hAnsi="Arial" w:cs="Arial"/>
+          <w:b/>
+          <w:color w:val="000000"/>
+          <w:sz w:val="18"/>
+          <w:highlight w:val="lightGray"/>
+        </w:rPr>
+        <w:t>From:</w:t>
+      </w:r>
+      <w:r>
+        <w:rPr>
+          <w:rFonts w:ascii="Arial" w:eastAsia="Arial" w:hAnsi="Arial" w:cs="Arial"/>
+          <w:color w:val="000000"/>
+          <w:sz w:val="18"/>
+          <w:highlight w:val="lightGray"/>
+        </w:rPr>
+        <w:t xml:space="preserve"> [Chatgpt (GPT</w:t>
+      </w:r>
+      <w:r>
+        <w:rPr>
+          <w:rFonts w:ascii="Arial" w:eastAsia="Arial" w:hAnsi="Arial" w:cs="Cambria Math"/>
+          <w:color w:val="000000"/>
+          <w:sz w:val="18"/>
+          <w:highlight w:val="lightGray"/>
         </w:rPr>
         <w:t>‑</w:t>
       </w:r>
       <w:r>
         <w:rPr>
-          <w:b/>
-          <w:sz w:val="14"/>
-          <w:szCs w:val="14"/>
-          <w:shd w:val="clear" w:color="auto" w:fill="B7B7B7"/>
-        </w:rPr>
-        <w:t>5 Mini) at [8/19/2025]</w:t>
+          <w:rFonts w:ascii="Arial" w:eastAsia="Arial" w:hAnsi="Arial" w:cs="Arial"/>
+          <w:color w:val="000000"/>
+          <w:sz w:val="18"/>
+          <w:highlight w:val="lightGray"/>
+        </w:rPr>
+        <w:t xml:space="preserve">5 Mini)] </w:t>
+      </w:r>
+      <w:r>
+        <w:rPr>
+          <w:rFonts w:ascii="Arial" w:eastAsia="Arial" w:hAnsi="Arial" w:cs="Arial"/>
+          <w:b/>
+          <w:color w:val="000000"/>
+          <w:sz w:val="18"/>
+          <w:highlight w:val="lightGray"/>
+        </w:rPr>
+        <w:t>on</w:t>
+      </w:r>
+      <w:r>
+        <w:rPr>
+          <w:rFonts w:ascii="Arial" w:eastAsia="Arial" w:hAnsi="Arial"/>
+          <w:sz w:val="18"/>
+          <w:highlight w:val="lightGray"/>
+        </w:rPr>
+        <w:t xml:space="preserve"> [8/19/2025]</w:t>
       </w:r>
     </w:p>
     <w:p>
@@ -142,7 +168,7 @@
     </w:p>
     <w:p>
       <w:r>
-        <w:pict w14:anchorId="5721F1E6">
+        <w:pict w14:anchorId="4106A012">
           <v:rect id="_x0000_i1025" style="width:0;height:1.5pt" o:hralign="center" o:hrstd="t" o:hr="t" fillcolor="#a0a0a0" stroked="f"/>
         </w:pict>
       </w:r>
@@ -166,51 +192,77 @@
       </w:pPr>
       <w:r>
         <w:rPr>
-          <w:b/>
-          <w:shd w:val="clear" w:color="auto" w:fill="B7B7B7"/>
-        </w:rPr>
-        <w:t># Source</w:t>
-      </w:r>
-      <w:r>
-        <w:rPr>
-          <w:shd w:val="clear" w:color="auto" w:fill="B7B7B7"/>
-        </w:rPr>
-        <w:t xml:space="preserve">: </w:t>
-      </w:r>
-      <w:r>
-        <w:rPr>
-          <w:b/>
-          <w:shd w:val="clear" w:color="auto" w:fill="B7B7B7"/>
-        </w:rPr>
-        <w:t xml:space="preserve">Chatgpt </w:t>
-      </w:r>
-      <w:r>
-        <w:rPr>
-          <w:b/>
-          <w:sz w:val="14"/>
-          <w:szCs w:val="14"/>
-          <w:shd w:val="clear" w:color="auto" w:fill="B7B7B7"/>
-        </w:rPr>
-        <w:t>(GPT</w:t>
-      </w:r>
-      <w:r>
-        <w:rPr>
-          <w:rFonts w:ascii="Cambria Math" w:hAnsi="Cambria Math" w:cs="Cambria Math"/>
-          <w:b/>
-          <w:sz w:val="14"/>
-          <w:szCs w:val="14"/>
-          <w:shd w:val="clear" w:color="auto" w:fill="B7B7B7"/>
+          <w:rFonts w:ascii="Arial" w:eastAsia="Arial" w:hAnsi="Arial" w:cs="Arial"/>
+          <w:b/>
+          <w:color w:val="000000"/>
+          <w:sz w:val="18"/>
+          <w:highlight w:val="lightGray"/>
+        </w:rPr>
+        <w:t># Source: AI Source: Provided by: [Data Path</w:t>
+      </w:r>
+      <w:r>
+        <w:rPr>
+          <w:rFonts w:ascii="Arial" w:eastAsia="Arial" w:hAnsi="Arial" w:cs="Arial"/>
+          <w:color w:val="000000"/>
+          <w:sz w:val="18"/>
+          <w:highlight w:val="lightGray"/>
+        </w:rPr>
+        <w:t xml:space="preserve">: Persons Table -&gt; ID Column: 1, Name_En Column: Motasem Essam] -&gt; </w:t>
+      </w:r>
+      <w:r>
+        <w:rPr>
+          <w:rFonts w:ascii="Arial" w:eastAsia="Arial" w:hAnsi="Arial" w:cs="Arial"/>
+          <w:b/>
+          <w:color w:val="000000"/>
+          <w:sz w:val="18"/>
+          <w:highlight w:val="lightGray"/>
+        </w:rPr>
+        <w:t>From:</w:t>
+      </w:r>
+      <w:r>
+        <w:rPr>
+          <w:rFonts w:ascii="Arial" w:eastAsia="Arial" w:hAnsi="Arial" w:cs="Arial"/>
+          <w:color w:val="000000"/>
+          <w:sz w:val="18"/>
+          <w:highlight w:val="lightGray"/>
+        </w:rPr>
+        <w:t xml:space="preserve"> [Chatgpt (GPT</w:t>
+      </w:r>
+      <w:r>
+        <w:rPr>
+          <w:rFonts w:ascii="Arial" w:eastAsia="Arial" w:hAnsi="Arial" w:cs="Cambria Math"/>
+          <w:color w:val="000000"/>
+          <w:sz w:val="18"/>
+          <w:highlight w:val="lightGray"/>
         </w:rPr>
         <w:t>‑</w:t>
       </w:r>
       <w:r>
         <w:rPr>
-          <w:b/>
-          <w:sz w:val="14"/>
-          <w:szCs w:val="14"/>
-          <w:shd w:val="clear" w:color="auto" w:fill="B7B7B7"/>
-        </w:rPr>
-        <w:t>5 Mini) at [8/19/2025]</w:t>
+          <w:rFonts w:ascii="Arial" w:eastAsia="Arial" w:hAnsi="Arial" w:cs="Arial"/>
+          <w:color w:val="000000"/>
+          <w:sz w:val="18"/>
+          <w:highlight w:val="lightGray"/>
+        </w:rPr>
+        <w:t xml:space="preserve">5 Mini)] </w:t>
+      </w:r>
+      <w:r>
+        <w:rPr>
+          <w:rFonts w:ascii="Arial" w:eastAsia="Arial" w:hAnsi="Arial" w:cs="Arial"/>
+          <w:b/>
+          <w:color w:val="000000"/>
+          <w:sz w:val="18"/>
+          <w:highlight w:val="lightGray"/>
+        </w:rPr>
+        <w:t>on</w:t>
+      </w:r>
+      <w:r>
+        <w:rPr>
+          <w:rFonts w:ascii="Arial" w:eastAsia="Arial" w:hAnsi="Arial"/>
+          <w:sz w:val="18"/>
+          <w:highlight w:val="lightGray"/>
+        </w:rPr>
+        <w:t xml:space="preserve"> [8/19/2025]</w:t>
       </w:r>
     </w:p>
     <w:p>
@@ -219,7 +271,7 @@
           <w:ilvl w:val="0"/>
           <w:numId w:val="2"/>
         </w:numPr>
-        <w:spacing w:before="240"/>
+        <w:spacing w:before="240" w:after="0" w:line="276" w:lineRule="auto"/>
       </w:pPr>
       <w:r>
         <w:rPr>
@@ -253,6 +305,7 @@
           <w:ilvl w:val="0"/>
           <w:numId w:val="2"/>
         </w:numPr>
+        <w:spacing w:after="0" w:line="276" w:lineRule="auto"/>
       </w:pPr>
       <w:r>
         <w:rPr>
@@ -286,6 +339,7 @@
           <w:ilvl w:val="0"/>
           <w:numId w:val="2"/>
         </w:numPr>
+        <w:spacing w:after="0" w:line="276" w:lineRule="auto"/>
       </w:pPr>
       <w:r>
         <w:rPr>
@@ -319,6 +373,7 @@
           <w:ilvl w:val="0"/>
           <w:numId w:val="2"/>
         </w:numPr>
+        <w:spacing w:after="0" w:line="276" w:lineRule="auto"/>
       </w:pPr>
       <w:r>
         <w:rPr>
@@ -352,7 +407,7 @@
           <w:ilvl w:val="0"/>
           <w:numId w:val="2"/>
         </w:numPr>
-        <w:spacing w:after="240"/>
+        <w:spacing w:after="240" w:line="276" w:lineRule="auto"/>
       </w:pPr>
       <w:r>
         <w:rPr>
@@ -379,7 +434,7 @@
     </w:p>
     <w:p>
       <w:r>
-        <w:pict w14:anchorId="4C49E776">
+        <w:pict w14:anchorId="3637A87C">
           <v:rect id="_x0000_i1026" style="width:0;height:1.5pt" o:hralign="center" o:hrstd="t" o:hr="t" fillcolor="#a0a0a0" stroked="f"/>
         </w:pict>
       </w:r>
@@ -403,51 +458,77 @@
       </w:pPr>
       <w:r>
         <w:rPr>
-          <w:b/>
-          <w:shd w:val="clear" w:color="auto" w:fill="B7B7B7"/>
-        </w:rPr>
-        <w:t># Source</w:t>
-      </w:r>
-      <w:r>
-        <w:rPr>
-          <w:shd w:val="clear" w:color="auto" w:fill="B7B7B7"/>
-        </w:rPr>
-        <w:t xml:space="preserve">: </w:t>
-      </w:r>
-      <w:r>
-        <w:rPr>
-          <w:b/>
-          <w:shd w:val="clear" w:color="auto" w:fill="B7B7B7"/>
-        </w:rPr>
-        <w:t xml:space="preserve">Chatgpt </w:t>
-      </w:r>
-      <w:r>
-        <w:rPr>
-          <w:b/>
-          <w:sz w:val="14"/>
-          <w:szCs w:val="14"/>
-          <w:shd w:val="clear" w:color="auto" w:fill="B7B7B7"/>
-        </w:rPr>
-        <w:t>(GPT</w:t>
-      </w:r>
-      <w:r>
-        <w:rPr>
-          <w:rFonts w:ascii="Cambria Math" w:hAnsi="Cambria Math" w:cs="Cambria Math"/>
-          <w:b/>
-          <w:sz w:val="14"/>
-          <w:szCs w:val="14"/>
-          <w:shd w:val="clear" w:color="auto" w:fill="B7B7B7"/>
+          <w:rFonts w:ascii="Arial" w:eastAsia="Arial" w:hAnsi="Arial" w:cs="Arial"/>
+          <w:b/>
+          <w:color w:val="000000"/>
+          <w:sz w:val="18"/>
+          <w:highlight w:val="lightGray"/>
+        </w:rPr>
+        <w:t># Source: AI Source: Provided by: [Data Path</w:t>
+      </w:r>
+      <w:r>
+        <w:rPr>
+          <w:rFonts w:ascii="Arial" w:eastAsia="Arial" w:hAnsi="Arial" w:cs="Arial"/>
+          <w:color w:val="000000"/>
+          <w:sz w:val="18"/>
+          <w:highlight w:val="lightGray"/>
+        </w:rPr>
+        <w:t xml:space="preserve">: Persons Table -&gt; ID Column: 1, Name_En Column: Motasem Essam] -&gt; </w:t>
+      </w:r>
+      <w:r>
+        <w:rPr>
+          <w:rFonts w:ascii="Arial" w:eastAsia="Arial" w:hAnsi="Arial" w:cs="Arial"/>
+          <w:b/>
+          <w:color w:val="000000"/>
+          <w:sz w:val="18"/>
+          <w:highlight w:val="lightGray"/>
+        </w:rPr>
+        <w:t>From:</w:t>
+      </w:r>
+      <w:r>
+        <w:rPr>
+          <w:rFonts w:ascii="Arial" w:eastAsia="Arial" w:hAnsi="Arial" w:cs="Arial"/>
+          <w:color w:val="000000"/>
+          <w:sz w:val="18"/>
+          <w:highlight w:val="lightGray"/>
+        </w:rPr>
+        <w:t xml:space="preserve"> [Chatgpt (GPT</w:t>
+      </w:r>
+      <w:r>
+        <w:rPr>
+          <w:rFonts w:ascii="Arial" w:eastAsia="Arial" w:hAnsi="Arial" w:cs="Cambria Math"/>
+          <w:color w:val="000000"/>
+          <w:sz w:val="18"/>
+          <w:highlight w:val="lightGray"/>
         </w:rPr>
         <w:t>‑</w:t>
       </w:r>
       <w:r>
         <w:rPr>
-          <w:b/>
-          <w:sz w:val="14"/>
-          <w:szCs w:val="14"/>
-          <w:shd w:val="clear" w:color="auto" w:fill="B7B7B7"/>
-        </w:rPr>
-        <w:t>5 Mini) at [8/19/2025]</w:t>
+          <w:rFonts w:ascii="Arial" w:eastAsia="Arial" w:hAnsi="Arial" w:cs="Arial"/>
+          <w:color w:val="000000"/>
+          <w:sz w:val="18"/>
+          <w:highlight w:val="lightGray"/>
+        </w:rPr>
+        <w:t xml:space="preserve">5 Mini)] </w:t>
+      </w:r>
+      <w:r>
+        <w:rPr>
+          <w:rFonts w:ascii="Arial" w:eastAsia="Arial" w:hAnsi="Arial" w:cs="Arial"/>
+          <w:b/>
+          <w:color w:val="000000"/>
+          <w:sz w:val="18"/>
+          <w:highlight w:val="lightGray"/>
+        </w:rPr>
+        <w:t>on</w:t>
+      </w:r>
+      <w:r>
+        <w:rPr>
+          <w:rFonts w:ascii="Arial" w:eastAsia="Arial" w:hAnsi="Arial"/>
+          <w:sz w:val="18"/>
+          <w:highlight w:val="lightGray"/>
+        </w:rPr>
+        <w:t xml:space="preserve"> [8/19/2025]</w:t>
       </w:r>
     </w:p>
     <w:p>
@@ -456,7 +537,7 @@
           <w:ilvl w:val="0"/>
           <w:numId w:val="3"/>
         </w:numPr>
-        <w:spacing w:before="240"/>
+        <w:spacing w:before="240" w:after="0" w:line="276" w:lineRule="auto"/>
         <w:rPr>
           <w:rFonts w:ascii="Roboto Mono" w:eastAsia="Roboto Mono" w:hAnsi="Roboto Mono" w:cs="Roboto Mono"/>
         </w:rPr>
@@ -480,6 +561,7 @@
           <w:ilvl w:val="0"/>
           <w:numId w:val="3"/>
         </w:numPr>
+        <w:spacing w:after="0" w:line="276" w:lineRule="auto"/>
         <w:rPr>
           <w:rFonts w:ascii="Roboto Mono" w:eastAsia="Roboto Mono" w:hAnsi="Roboto Mono" w:cs="Roboto Mono"/>
         </w:rPr>
@@ -503,15 +585,15 @@
           <w:ilvl w:val="0"/>
           <w:numId w:val="3"/>
         </w:numPr>
-        <w:rPr>
-          <w:rFonts w:ascii="Roboto Mono" w:eastAsia="Roboto Mono" w:hAnsi="Roboto Mono" w:cs="Roboto Mono"/>
-        </w:rPr>
-      </w:pPr>
-      <w:r>
-        <w:rPr>
-          <w:rFonts w:ascii="Roboto Mono" w:eastAsia="Roboto Mono" w:hAnsi="Roboto Mono" w:cs="Roboto Mono"/>
-        </w:rPr>
-        <w:lastRenderedPageBreak/>
+        <w:spacing w:after="0" w:line="276" w:lineRule="auto"/>
+        <w:rPr>
+          <w:rFonts w:ascii="Roboto Mono" w:eastAsia="Roboto Mono" w:hAnsi="Roboto Mono" w:cs="Roboto Mono"/>
+        </w:rPr>
+      </w:pPr>
+      <w:r>
+        <w:rPr>
+          <w:rFonts w:ascii="Roboto Mono" w:eastAsia="Roboto Mono" w:hAnsi="Roboto Mono" w:cs="Roboto Mono"/>
+        </w:rPr>
         <w:t>Code quality metrics (complexity, duplication, maintainability).</w:t>
       </w:r>
       <w:r>
@@ -527,6 +609,7 @@
           <w:ilvl w:val="0"/>
           <w:numId w:val="3"/>
         </w:numPr>
+        <w:spacing w:after="0" w:line="276" w:lineRule="auto"/>
         <w:rPr>
           <w:rFonts w:ascii="Roboto Mono" w:eastAsia="Roboto Mono" w:hAnsi="Roboto Mono" w:cs="Roboto Mono"/>
         </w:rPr>
@@ -550,7 +633,7 @@
           <w:ilvl w:val="0"/>
           <w:numId w:val="3"/>
         </w:numPr>
-        <w:spacing w:after="240"/>
+        <w:spacing w:after="240" w:line="276" w:lineRule="auto"/>
       </w:pPr>
       <w:r>
         <w:rPr>
@@ -580,7 +663,7 @@
     </w:p>
     <w:p>
       <w:r>
-        <w:pict w14:anchorId="4A416AB7">
+        <w:pict w14:anchorId="10475DA3">
           <v:rect id="_x0000_i1027" style="width:0;height:1.5pt" o:hralign="center" o:hrstd="t" o:hr="t" fillcolor="#a0a0a0" stroked="f"/>
         </w:pict>
       </w:r>
@@ -604,51 +687,77 @@
       </w:pPr>
       <w:r>
         <w:rPr>
-          <w:b/>
-          <w:shd w:val="clear" w:color="auto" w:fill="B7B7B7"/>
-        </w:rPr>
-        <w:t># Source</w:t>
-      </w:r>
-      <w:r>
-        <w:rPr>
-          <w:shd w:val="clear" w:color="auto" w:fill="B7B7B7"/>
-        </w:rPr>
-        <w:t xml:space="preserve">: </w:t>
-      </w:r>
-      <w:r>
-        <w:rPr>
-          <w:b/>
-          <w:shd w:val="clear" w:color="auto" w:fill="B7B7B7"/>
-        </w:rPr>
-        <w:t xml:space="preserve">Chatgpt </w:t>
-      </w:r>
-      <w:r>
-        <w:rPr>
-          <w:b/>
-          <w:sz w:val="14"/>
-          <w:szCs w:val="14"/>
-          <w:shd w:val="clear" w:color="auto" w:fill="B7B7B7"/>
-        </w:rPr>
-        <w:t>(GPT</w:t>
-      </w:r>
-      <w:r>
-        <w:rPr>
-          <w:rFonts w:ascii="Cambria Math" w:hAnsi="Cambria Math" w:cs="Cambria Math"/>
-          <w:b/>
-          <w:sz w:val="14"/>
-          <w:szCs w:val="14"/>
-          <w:shd w:val="clear" w:color="auto" w:fill="B7B7B7"/>
+          <w:rFonts w:ascii="Arial" w:eastAsia="Arial" w:hAnsi="Arial" w:cs="Arial"/>
+          <w:b/>
+          <w:color w:val="000000"/>
+          <w:sz w:val="18"/>
+          <w:highlight w:val="lightGray"/>
+        </w:rPr>
+        <w:t># Source: AI Source: Provided by: [Data Path</w:t>
+      </w:r>
+      <w:r>
+        <w:rPr>
+          <w:rFonts w:ascii="Arial" w:eastAsia="Arial" w:hAnsi="Arial" w:cs="Arial"/>
+          <w:color w:val="000000"/>
+          <w:sz w:val="18"/>
+          <w:highlight w:val="lightGray"/>
+        </w:rPr>
+        <w:t xml:space="preserve">: Persons Table -&gt; ID Column: 1, Name_En Column: Motasem Essam] -&gt; </w:t>
+      </w:r>
+      <w:r>
+        <w:rPr>
+          <w:rFonts w:ascii="Arial" w:eastAsia="Arial" w:hAnsi="Arial" w:cs="Arial"/>
+          <w:b/>
+          <w:color w:val="000000"/>
+          <w:sz w:val="18"/>
+          <w:highlight w:val="lightGray"/>
+        </w:rPr>
+        <w:t>From:</w:t>
+      </w:r>
+      <w:r>
+        <w:rPr>
+          <w:rFonts w:ascii="Arial" w:eastAsia="Arial" w:hAnsi="Arial" w:cs="Arial"/>
+          <w:color w:val="000000"/>
+          <w:sz w:val="18"/>
+          <w:highlight w:val="lightGray"/>
+        </w:rPr>
+        <w:t xml:space="preserve"> [Chatgpt (GPT</w:t>
+      </w:r>
+      <w:r>
+        <w:rPr>
+          <w:rFonts w:ascii="Arial" w:eastAsia="Arial" w:hAnsi="Arial" w:cs="Cambria Math"/>
+          <w:color w:val="000000"/>
+          <w:sz w:val="18"/>
+          <w:highlight w:val="lightGray"/>
         </w:rPr>
         <w:t>‑</w:t>
       </w:r>
       <w:r>
         <w:rPr>
-          <w:b/>
-          <w:sz w:val="14"/>
-          <w:szCs w:val="14"/>
-          <w:shd w:val="clear" w:color="auto" w:fill="B7B7B7"/>
-        </w:rPr>
-        <w:t>5 Mini) at [8/19/2025]</w:t>
+          <w:rFonts w:ascii="Arial" w:eastAsia="Arial" w:hAnsi="Arial" w:cs="Arial"/>
+          <w:color w:val="000000"/>
+          <w:sz w:val="18"/>
+          <w:highlight w:val="lightGray"/>
+        </w:rPr>
+        <w:t xml:space="preserve">5 Mini)] </w:t>
+      </w:r>
+      <w:r>
+        <w:rPr>
+          <w:rFonts w:ascii="Arial" w:eastAsia="Arial" w:hAnsi="Arial" w:cs="Arial"/>
+          <w:b/>
+          <w:color w:val="000000"/>
+          <w:sz w:val="18"/>
+          <w:highlight w:val="lightGray"/>
+        </w:rPr>
+        <w:t>on</w:t>
+      </w:r>
+      <w:r>
+        <w:rPr>
+          <w:rFonts w:ascii="Arial" w:eastAsia="Arial" w:hAnsi="Arial"/>
+          <w:sz w:val="18"/>
+          <w:highlight w:val="lightGray"/>
+        </w:rPr>
+        <w:t xml:space="preserve"> [8/19/2025]</w:t>
       </w:r>
     </w:p>
     <w:p>
@@ -657,7 +766,7 @@
           <w:ilvl w:val="0"/>
           <w:numId w:val="4"/>
         </w:numPr>
-        <w:spacing w:before="240"/>
+        <w:spacing w:before="240" w:after="0" w:line="276" w:lineRule="auto"/>
       </w:pPr>
       <w:r>
         <w:rPr>
@@ -685,6 +794,7 @@
           <w:ilvl w:val="0"/>
           <w:numId w:val="4"/>
         </w:numPr>
+        <w:spacing w:after="0" w:line="276" w:lineRule="auto"/>
       </w:pPr>
       <w:r>
         <w:rPr>
@@ -712,6 +822,7 @@
           <w:ilvl w:val="0"/>
           <w:numId w:val="4"/>
         </w:numPr>
+        <w:spacing w:after="0" w:line="276" w:lineRule="auto"/>
       </w:pPr>
       <w:r>
         <w:rPr>
@@ -739,6 +850,7 @@
           <w:ilvl w:val="0"/>
           <w:numId w:val="4"/>
         </w:numPr>
+        <w:spacing w:after="0" w:line="276" w:lineRule="auto"/>
       </w:pPr>
       <w:r>
         <w:rPr>
@@ -766,7 +878,7 @@
           <w:ilvl w:val="0"/>
           <w:numId w:val="4"/>
         </w:numPr>
-        <w:spacing w:after="240"/>
+        <w:spacing w:after="240" w:line="276" w:lineRule="auto"/>
       </w:pPr>
       <w:r>
         <w:rPr>
@@ -787,7 +899,7 @@
     </w:p>
     <w:p>
       <w:r>
-        <w:pict w14:anchorId="4AA7C7F2">
+        <w:pict w14:anchorId="1CDFFFB9">
           <v:rect id="_x0000_i1028" style="width:0;height:1.5pt" o:hralign="center" o:hrstd="t" o:hr="t" fillcolor="#a0a0a0" stroked="f"/>
         </w:pict>
       </w:r>
@@ -811,51 +923,77 @@
       </w:pPr>
       <w:r>
         <w:rPr>
-          <w:b/>
-          <w:shd w:val="clear" w:color="auto" w:fill="B7B7B7"/>
-        </w:rPr>
-        <w:t># Source</w:t>
-      </w:r>
-      <w:r>
-        <w:rPr>
-          <w:shd w:val="clear" w:color="auto" w:fill="B7B7B7"/>
-        </w:rPr>
-        <w:t xml:space="preserve">: </w:t>
-      </w:r>
-      <w:r>
-        <w:rPr>
-          <w:b/>
-          <w:shd w:val="clear" w:color="auto" w:fill="B7B7B7"/>
-        </w:rPr>
-        <w:t xml:space="preserve">Chatgpt </w:t>
-      </w:r>
-      <w:r>
-        <w:rPr>
-          <w:b/>
-          <w:sz w:val="14"/>
-          <w:szCs w:val="14"/>
-          <w:shd w:val="clear" w:color="auto" w:fill="B7B7B7"/>
-        </w:rPr>
-        <w:t>(GPT</w:t>
-      </w:r>
-      <w:r>
-        <w:rPr>
-          <w:rFonts w:ascii="Cambria Math" w:hAnsi="Cambria Math" w:cs="Cambria Math"/>
-          <w:b/>
-          <w:sz w:val="14"/>
-          <w:szCs w:val="14"/>
-          <w:shd w:val="clear" w:color="auto" w:fill="B7B7B7"/>
+          <w:rFonts w:ascii="Arial" w:eastAsia="Arial" w:hAnsi="Arial" w:cs="Arial"/>
+          <w:b/>
+          <w:color w:val="000000"/>
+          <w:sz w:val="18"/>
+          <w:highlight w:val="lightGray"/>
+        </w:rPr>
+        <w:t># Source: AI Source: Provided by: [Data Path</w:t>
+      </w:r>
+      <w:r>
+        <w:rPr>
+          <w:rFonts w:ascii="Arial" w:eastAsia="Arial" w:hAnsi="Arial" w:cs="Arial"/>
+          <w:color w:val="000000"/>
+          <w:sz w:val="18"/>
+          <w:highlight w:val="lightGray"/>
+        </w:rPr>
+        <w:t xml:space="preserve">: Persons Table -&gt; ID Column: 1, Name_En Column: Motasem Essam] -&gt; </w:t>
+      </w:r>
+      <w:r>
+        <w:rPr>
+          <w:rFonts w:ascii="Arial" w:eastAsia="Arial" w:hAnsi="Arial" w:cs="Arial"/>
+          <w:b/>
+          <w:color w:val="000000"/>
+          <w:sz w:val="18"/>
+          <w:highlight w:val="lightGray"/>
+        </w:rPr>
+        <w:t>From:</w:t>
+      </w:r>
+      <w:r>
+        <w:rPr>
+          <w:rFonts w:ascii="Arial" w:eastAsia="Arial" w:hAnsi="Arial" w:cs="Arial"/>
+          <w:color w:val="000000"/>
+          <w:sz w:val="18"/>
+          <w:highlight w:val="lightGray"/>
+        </w:rPr>
+        <w:t xml:space="preserve"> [Chatgpt (GPT</w:t>
+      </w:r>
+      <w:r>
+        <w:rPr>
+          <w:rFonts w:ascii="Arial" w:eastAsia="Arial" w:hAnsi="Arial" w:cs="Cambria Math"/>
+          <w:color w:val="000000"/>
+          <w:sz w:val="18"/>
+          <w:highlight w:val="lightGray"/>
         </w:rPr>
         <w:t>‑</w:t>
       </w:r>
       <w:r>
         <w:rPr>
-          <w:b/>
-          <w:sz w:val="14"/>
-          <w:szCs w:val="14"/>
-          <w:shd w:val="clear" w:color="auto" w:fill="B7B7B7"/>
-        </w:rPr>
-        <w:t>5 Mini) at [8/19/2025]</w:t>
+          <w:rFonts w:ascii="Arial" w:eastAsia="Arial" w:hAnsi="Arial" w:cs="Arial"/>
+          <w:color w:val="000000"/>
+          <w:sz w:val="18"/>
+          <w:highlight w:val="lightGray"/>
+        </w:rPr>
+        <w:t xml:space="preserve">5 Mini)] </w:t>
+      </w:r>
+      <w:r>
+        <w:rPr>
+          <w:rFonts w:ascii="Arial" w:eastAsia="Arial" w:hAnsi="Arial" w:cs="Arial"/>
+          <w:b/>
+          <w:color w:val="000000"/>
+          <w:sz w:val="18"/>
+          <w:highlight w:val="lightGray"/>
+        </w:rPr>
+        <w:t>on</w:t>
+      </w:r>
+      <w:r>
+        <w:rPr>
+          <w:rFonts w:ascii="Arial" w:eastAsia="Arial" w:hAnsi="Arial"/>
+          <w:sz w:val="18"/>
+          <w:highlight w:val="lightGray"/>
+        </w:rPr>
+        <w:t xml:space="preserve"> [8/19/2025]</w:t>
       </w:r>
     </w:p>
     <w:p>
@@ -864,7 +1002,7 @@
           <w:ilvl w:val="0"/>
           <w:numId w:val="1"/>
         </w:numPr>
-        <w:spacing w:before="240"/>
+        <w:spacing w:before="240" w:after="0" w:line="276" w:lineRule="auto"/>
       </w:pPr>
       <w:r>
         <w:rPr>
@@ -898,6 +1036,7 @@
           <w:ilvl w:val="0"/>
           <w:numId w:val="1"/>
         </w:numPr>
+        <w:spacing w:after="0" w:line="276" w:lineRule="auto"/>
       </w:pPr>
       <w:r>
         <w:rPr>
@@ -931,6 +1070,7 @@
           <w:ilvl w:val="0"/>
           <w:numId w:val="1"/>
         </w:numPr>
+        <w:spacing w:after="0" w:line="276" w:lineRule="auto"/>
         <w:rPr>
           <w:rFonts w:ascii="Roboto Mono" w:eastAsia="Roboto Mono" w:hAnsi="Roboto Mono" w:cs="Roboto Mono"/>
         </w:rPr>
@@ -954,6 +1094,7 @@
           <w:ilvl w:val="1"/>
           <w:numId w:val="1"/>
         </w:numPr>
+        <w:spacing w:after="0" w:line="276" w:lineRule="auto"/>
         <w:rPr>
           <w:rFonts w:ascii="Roboto Mono" w:eastAsia="Roboto Mono" w:hAnsi="Roboto Mono" w:cs="Roboto Mono"/>
         </w:rPr>
@@ -977,6 +1118,7 @@
           <w:ilvl w:val="1"/>
           <w:numId w:val="1"/>
         </w:numPr>
+        <w:spacing w:after="0" w:line="276" w:lineRule="auto"/>
         <w:rPr>
           <w:rFonts w:ascii="Roboto Mono" w:eastAsia="Roboto Mono" w:hAnsi="Roboto Mono" w:cs="Roboto Mono"/>
         </w:rPr>
@@ -1000,15 +1142,15 @@
           <w:ilvl w:val="1"/>
           <w:numId w:val="1"/>
         </w:numPr>
-        <w:rPr>
-          <w:rFonts w:ascii="Roboto Mono" w:eastAsia="Roboto Mono" w:hAnsi="Roboto Mono" w:cs="Roboto Mono"/>
-        </w:rPr>
-      </w:pPr>
-      <w:r>
-        <w:rPr>
-          <w:rFonts w:ascii="Roboto Mono" w:eastAsia="Roboto Mono" w:hAnsi="Roboto Mono" w:cs="Roboto Mono"/>
-        </w:rPr>
-        <w:lastRenderedPageBreak/>
+        <w:spacing w:after="0" w:line="276" w:lineRule="auto"/>
+        <w:rPr>
+          <w:rFonts w:ascii="Roboto Mono" w:eastAsia="Roboto Mono" w:hAnsi="Roboto Mono" w:cs="Roboto Mono"/>
+        </w:rPr>
+      </w:pPr>
+      <w:r>
+        <w:rPr>
+          <w:rFonts w:ascii="Roboto Mono" w:eastAsia="Roboto Mono" w:hAnsi="Roboto Mono" w:cs="Roboto Mono"/>
+        </w:rPr>
         <w:t>Code duplication in multiple modules</w:t>
       </w:r>
       <w:r>
@@ -1024,7 +1166,7 @@
           <w:ilvl w:val="0"/>
           <w:numId w:val="1"/>
         </w:numPr>
-        <w:spacing w:after="240"/>
+        <w:spacing w:after="240" w:line="276" w:lineRule="auto"/>
       </w:pPr>
       <w:r>
         <w:rPr>
@@ -1038,7 +1180,7 @@
     </w:p>
     <w:p>
       <w:r>
-        <w:pict w14:anchorId="21AE641C">
+        <w:pict w14:anchorId="586216F3">
           <v:rect id="_x0000_i1029" style="width:0;height:1.5pt" o:hralign="center" o:hrstd="t" o:hr="t" fillcolor="#a0a0a0" stroked="f"/>
         </w:pict>
       </w:r>
@@ -1118,18 +1260,19 @@
     </w:p>
     <w:p>
       <w:r>
-        <w:pict w14:anchorId="3A434DCE">
+        <w:pict w14:anchorId="461751B4">
           <v:rect id="_x0000_i1030" style="width:0;height:1.5pt" o:hralign="center" o:hrstd="t" o:hr="t" fillcolor="#a0a0a0" stroked="f"/>
         </w:pict>
       </w:r>
     </w:p>
+    <w:p/>
     <w:p/>
     <w:p/>
     <w:sectPr>
       <w:pgSz w:w="12240" w:h="15840"/>
       <w:pgMar w:top="1440" w:right="1440" w:bottom="1440" w:left="1440" w:header="720" w:footer="720" w:gutter="0"/>
-      <w:pgNumType w:start="1"/>
       <w:cols w:space="720"/>
+      <w:docGrid w:linePitch="360"/>
     </w:sectPr>
   </w:body>
 </w:document>
@@ -2004,18 +2147,6 @@
   <w:style w:type="paragraph" w:default="1" w:styleId="Normal">
     <w:name w:val="Normal"/>
     <w:qFormat/>
-    <w:rsid w:val="000648A4"/>
-    <w:pPr>
-      <w:spacing w:after="0" w:line="276" w:lineRule="auto"/>
-    </w:pPr>
-    <w:rPr>
-      <w:rFonts w:ascii="Arial" w:eastAsia="Arial" w:hAnsi="Arial" w:cs="Arial"/>
-      <w:kern w:val="0"/>
-      <w:sz w:val="22"/>
-      <w:szCs w:val="22"/>
-      <w:lang w:val="en"/>
-      <w14:ligatures w14:val="none"/>
-    </w:rPr>
   </w:style>
   <w:style w:type="paragraph" w:styleId="Heading1">
     <w:name w:val="heading 1"/>
@@ -2024,7 +2155,7 @@
     <w:link w:val="Heading1Char"/>
     <w:uiPriority w:val="9"/>
     <w:qFormat/>
-    <w:rsid w:val="00624478"/>
+    <w:rsid w:val="00166BAD"/>
     <w:pPr>
       <w:keepNext/>
       <w:keepLines/>
@@ -2046,7 +2177,7 @@
     <w:uiPriority w:val="9"/>
     <w:unhideWhenUsed/>
     <w:qFormat/>
-    <w:rsid w:val="00624478"/>
+    <w:rsid w:val="00166BAD"/>
     <w:pPr>
       <w:keepNext/>
       <w:keepLines/>
@@ -2069,7 +2200,7 @@
     <w:semiHidden/>
     <w:unhideWhenUsed/>
     <w:qFormat/>
-    <w:rsid w:val="00624478"/>
+    <w:rsid w:val="00166BAD"/>
     <w:pPr>
       <w:keepNext/>
       <w:keepLines/>
@@ -2092,7 +2223,7 @@
     <w:semiHidden/>
     <w:unhideWhenUsed/>
     <w:qFormat/>
-    <w:rsid w:val="00624478"/>
+    <w:rsid w:val="00166BAD"/>
     <w:pPr>
       <w:keepNext/>
       <w:keepLines/>
@@ -2115,7 +2246,7 @@
     <w:semiHidden/>
     <w:unhideWhenUsed/>
     <w:qFormat/>
-    <w:rsid w:val="00624478"/>
+    <w:rsid w:val="00166BAD"/>
     <w:pPr>
       <w:keepNext/>
       <w:keepLines/>
@@ -2136,11 +2267,11 @@
     <w:semiHidden/>
     <w:unhideWhenUsed/>
     <w:qFormat/>
-    <w:rsid w:val="00624478"/>
+    <w:rsid w:val="00166BAD"/>
     <w:pPr>
       <w:keepNext/>
       <w:keepLines/>
-      <w:spacing w:before="40"/>
+      <w:spacing w:before="40" w:after="0"/>
       <w:outlineLvl w:val="5"/>
     </w:pPr>
     <w:rPr>
@@ -2159,11 +2290,11 @@
     <w:semiHidden/>
     <w:unhideWhenUsed/>
     <w:qFormat/>
-    <w:rsid w:val="00624478"/>
+    <w:rsid w:val="00166BAD"/>
     <w:pPr>
       <w:keepNext/>
       <w:keepLines/>
-      <w:spacing w:before="40"/>
+      <w:spacing w:before="40" w:after="0"/>
       <w:outlineLvl w:val="6"/>
     </w:pPr>
     <w:rPr>
@@ -2180,10 +2311,11 @@
     <w:semiHidden/>
     <w:unhideWhenUsed/>
     <w:qFormat/>
-    <w:rsid w:val="00624478"/>
+    <w:rsid w:val="00166BAD"/>
     <w:pPr>
       <w:keepNext/>
       <w:keepLines/>
+      <w:spacing w:after="0"/>
       <w:outlineLvl w:val="7"/>
     </w:pPr>
     <w:rPr>
@@ -2202,10 +2334,11 @@
     <w:semiHidden/>
     <w:unhideWhenUsed/>
     <w:qFormat/>
-    <w:rsid w:val="00624478"/>
+    <w:rsid w:val="00166BAD"/>
     <w:pPr>
       <w:keepNext/>
       <w:keepLines/>
+      <w:spacing w:after="0"/>
       <w:outlineLvl w:val="8"/>
     </w:pPr>
     <w:rPr>
@@ -2245,7 +2378,7 @@
     <w:basedOn w:val="DefaultParagraphFont"/>
     <w:link w:val="Heading1"/>
     <w:uiPriority w:val="9"/>
-    <w:rsid w:val="00624478"/>
+    <w:rsid w:val="00166BAD"/>
     <w:rPr>
       <w:rFonts w:asciiTheme="majorHAnsi" w:eastAsiaTheme="majorEastAsia" w:hAnsiTheme="majorHAnsi" w:cstheme="majorBidi"/>
       <w:color w:val="2F5496" w:themeColor="accent1" w:themeShade="BF"/>
@@ -2258,7 +2391,7 @@
     <w:basedOn w:val="DefaultParagraphFont"/>
     <w:link w:val="Heading2"/>
     <w:uiPriority w:val="9"/>
-    <w:rsid w:val="00624478"/>
+    <w:rsid w:val="00166BAD"/>
     <w:rPr>
       <w:rFonts w:asciiTheme="majorHAnsi" w:eastAsiaTheme="majorEastAsia" w:hAnsiTheme="majorHAnsi" w:cstheme="majorBidi"/>
       <w:color w:val="2F5496" w:themeColor="accent1" w:themeShade="BF"/>
@@ -2272,7 +2405,7 @@
     <w:link w:val="Heading3"/>
     <w:uiPriority w:val="9"/>
     <w:semiHidden/>
-    <w:rsid w:val="00624478"/>
+    <w:rsid w:val="00166BAD"/>
     <w:rPr>
       <w:rFonts w:eastAsiaTheme="majorEastAsia" w:cstheme="majorBidi"/>
       <w:color w:val="2F5496" w:themeColor="accent1" w:themeShade="BF"/>
@@ -2286,7 +2419,7 @@
     <w:link w:val="Heading4"/>
     <w:uiPriority w:val="9"/>
     <w:semiHidden/>
-    <w:rsid w:val="00624478"/>
+    <w:rsid w:val="00166BAD"/>
     <w:rPr>
       <w:rFonts w:eastAsiaTheme="majorEastAsia" w:cstheme="majorBidi"/>
       <w:i/>
@@ -2300,7 +2433,7 @@
     <w:link w:val="Heading5"/>
     <w:uiPriority w:val="9"/>
     <w:semiHidden/>
-    <w:rsid w:val="00624478"/>
+    <w:rsid w:val="00166BAD"/>
     <w:rPr>
       <w:rFonts w:eastAsiaTheme="majorEastAsia" w:cstheme="majorBidi"/>
       <w:color w:val="2F5496" w:themeColor="accent1" w:themeShade="BF"/>
@@ -2312,7 +2445,7 @@
     <w:link w:val="Heading6"/>
     <w:uiPriority w:val="9"/>
     <w:semiHidden/>
-    <w:rsid w:val="00624478"/>
+    <w:rsid w:val="00166BAD"/>
     <w:rPr>
       <w:rFonts w:eastAsiaTheme="majorEastAsia" w:cstheme="majorBidi"/>
       <w:i/>
@@ -2326,7 +2459,7 @@
     <w:link w:val="Heading7"/>
     <w:uiPriority w:val="9"/>
     <w:semiHidden/>
-    <w:rsid w:val="00624478"/>
+    <w:rsid w:val="00166BAD"/>
     <w:rPr>
       <w:rFonts w:eastAsiaTheme="majorEastAsia" w:cstheme="majorBidi"/>
       <w:color w:val="595959" w:themeColor="text1" w:themeTint="A6"/>
@@ -2338,7 +2471,7 @@
     <w:link w:val="Heading8"/>
     <w:uiPriority w:val="9"/>
     <w:semiHidden/>
-    <w:rsid w:val="00624478"/>
+    <w:rsid w:val="00166BAD"/>
     <w:rPr>
       <w:rFonts w:eastAsiaTheme="majorEastAsia" w:cstheme="majorBidi"/>
       <w:i/>
@@ -2352,7 +2485,7 @@
     <w:link w:val="Heading9"/>
     <w:uiPriority w:val="9"/>
     <w:semiHidden/>
-    <w:rsid w:val="00624478"/>
+    <w:rsid w:val="00166BAD"/>
     <w:rPr>
       <w:rFonts w:eastAsiaTheme="majorEastAsia" w:cstheme="majorBidi"/>
       <w:color w:val="272727" w:themeColor="text1" w:themeTint="D8"/>
@@ -2365,7 +2498,7 @@
     <w:link w:val="TitleChar"/>
     <w:uiPriority w:val="10"/>
     <w:qFormat/>
-    <w:rsid w:val="00624478"/>
+    <w:rsid w:val="00166BAD"/>
     <w:pPr>
       <w:spacing w:after="80" w:line="240" w:lineRule="auto"/>
       <w:contextualSpacing/>
@@ -2383,7 +2516,7 @@
     <w:basedOn w:val="DefaultParagraphFont"/>
     <w:link w:val="Title"/>
     <w:uiPriority w:val="10"/>
-    <w:rsid w:val="00624478"/>
+    <w:rsid w:val="00166BAD"/>
     <w:rPr>
       <w:rFonts w:asciiTheme="majorHAnsi" w:eastAsiaTheme="majorEastAsia" w:hAnsiTheme="majorHAnsi" w:cstheme="majorBidi"/>
       <w:spacing w:val="-10"/>
@@ -2399,7 +2532,7 @@
     <w:link w:val="SubtitleChar"/>
     <w:uiPriority w:val="11"/>
     <w:qFormat/>
-    <w:rsid w:val="00624478"/>
+    <w:rsid w:val="00166BAD"/>
     <w:pPr>
       <w:numPr>
         <w:ilvl w:val="1"/>
@@ -2418,7 +2551,7 @@
     <w:basedOn w:val="DefaultParagraphFont"/>
     <w:link w:val="Subtitle"/>
     <w:uiPriority w:val="11"/>
-    <w:rsid w:val="00624478"/>
+    <w:rsid w:val="00166BAD"/>
     <w:rPr>
       <w:rFonts w:eastAsiaTheme="majorEastAsia" w:cstheme="majorBidi"/>
       <w:color w:val="595959" w:themeColor="text1" w:themeTint="A6"/>
@@ -2434,7 +2567,7 @@
     <w:link w:val="QuoteChar"/>
     <w:uiPriority w:val="29"/>
     <w:qFormat/>
-    <w:rsid w:val="00624478"/>
+    <w:rsid w:val="00166BAD"/>
     <w:pPr>
       <w:spacing w:before="160"/>
       <w:jc w:val="center"/>
@@ -2450,7 +2583,7 @@
     <w:basedOn w:val="DefaultParagraphFont"/>
     <w:link w:val="Quote"/>
     <w:uiPriority w:val="29"/>
-    <w:rsid w:val="00624478"/>
+    <w:rsid w:val="00166BAD"/>
     <w:rPr>
       <w:i/>
       <w:iCs/>
@@ -2462,7 +2595,7 @@
     <w:basedOn w:val="Normal"/>
     <w:uiPriority w:val="34"/>
     <w:qFormat/>
-    <w:rsid w:val="00624478"/>
+    <w:rsid w:val="00166BAD"/>
     <w:pPr>
       <w:ind w:left="720"/>
       <w:contextualSpacing/>
@@ -2473,7 +2606,7 @@
     <w:basedOn w:val="DefaultParagraphFont"/>
     <w:uiPriority w:val="21"/>
     <w:qFormat/>
-    <w:rsid w:val="00624478"/>
+    <w:rsid w:val="00166BAD"/>
     <w:rPr>
       <w:i/>
       <w:iCs/>
@@ -2487,7 +2620,7 @@
     <w:link w:val="IntenseQuoteChar"/>
     <w:uiPriority w:val="30"/>
     <w:qFormat/>
-    <w:rsid w:val="00624478"/>
+    <w:rsid w:val="00166BAD"/>
     <w:pPr>
       <w:pBdr>
         <w:top w:val="single" w:sz="4" w:space="10" w:color="2F5496" w:themeColor="accent1" w:themeShade="BF"/>
@@ -2508,7 +2641,7 @@
     <w:basedOn w:val="DefaultParagraphFont"/>
     <w:link w:val="IntenseQuote"/>
     <w:uiPriority w:val="30"/>
-    <w:rsid w:val="00624478"/>
+    <w:rsid w:val="00166BAD"/>
     <w:rPr>
       <w:i/>
       <w:iCs/>
@@ -2520,7 +2653,7 @@
     <w:basedOn w:val="DefaultParagraphFont"/>
     <w:uiPriority w:val="32"/>
     <w:qFormat/>
-    <w:rsid w:val="00624478"/>
+    <w:rsid w:val="00166BAD"/>
     <w:rPr>
       <w:b/>
       <w:bCs/>
